--- a/assets/tsr_master_template.docx
+++ b/assets/tsr_master_template.docx
@@ -2855,7 +2855,7 @@
           <w:szCs w:val="24"/>
           <w:lang w:bidi="ar-SA"/>
         </w:rPr>
-        <w:object w:dxaOrig="1376" w:dyaOrig="893" w14:anchorId="5DC1380D">
+        <w:object w:dxaOrig="2347" w:dyaOrig="1500" w14:anchorId="5DC1380D">
           <v:shapetype id="_x0000_t75" coordsize="21600,21600" o:spt="75" o:preferrelative="t" path="m@4@5l@4@11@9@11@9@5xe" filled="f" stroked="f">
             <v:stroke joinstyle="miter"/>
             <v:formulas>

--- a/assets/tsr_master_template.docx
+++ b/assets/tsr_master_template.docx
@@ -4221,171 +4221,6 @@
             <w:tcW w:w="1231" w:type="dxa"/>
             <w:vAlign w:val="center"/>
             <w:hideMark/>
-          </w:tcPr>
-          <w:p>
-            <w:pPr>
-              <w:widowControl/>
-              <w:autoSpaceDE/>
-              <w:autoSpaceDN/>
-              <w:rPr>
-                <w:rFonts w:ascii="Times New Roman" w:hAnsi="Times New Roman"/>
-                <w:color w:val="auto"/>
-                <w:sz w:val="24"/>
-                <w:szCs w:val="24"/>
-                <w:lang w:bidi="ar-SA"/>
-              </w:rPr>
-            </w:pPr>
-          </w:p>
-        </w:tc>
-        <w:tc>
-          <w:tcPr>
-            <w:tcW w:w="1387" w:type="dxa"/>
-            <w:vAlign w:val="center"/>
-          </w:tcPr>
-          <w:p>
-            <w:pPr>
-              <w:widowControl/>
-              <w:autoSpaceDE/>
-              <w:autoSpaceDN/>
-              <w:rPr>
-                <w:rFonts w:ascii="Times New Roman" w:hAnsi="Times New Roman"/>
-                <w:color w:val="auto"/>
-                <w:sz w:val="24"/>
-                <w:szCs w:val="24"/>
-                <w:lang w:bidi="ar-SA"/>
-              </w:rPr>
-            </w:pPr>
-          </w:p>
-        </w:tc>
-        <w:tc>
-          <w:tcPr>
-            <w:tcW w:w="821" w:type="dxa"/>
-            <w:vAlign w:val="center"/>
-          </w:tcPr>
-          <w:p>
-            <w:pPr>
-              <w:widowControl/>
-              <w:autoSpaceDE/>
-              <w:autoSpaceDN/>
-              <w:rPr>
-                <w:rFonts w:ascii="Times New Roman" w:hAnsi="Times New Roman"/>
-                <w:color w:val="auto"/>
-                <w:sz w:val="24"/>
-                <w:szCs w:val="24"/>
-                <w:lang w:bidi="ar-SA"/>
-              </w:rPr>
-            </w:pPr>
-          </w:p>
-        </w:tc>
-        <w:tc>
-          <w:tcPr>
-            <w:tcW w:w="1246" w:type="dxa"/>
-            <w:vAlign w:val="center"/>
-          </w:tcPr>
-          <w:p>
-            <w:pPr>
-              <w:widowControl/>
-              <w:autoSpaceDE/>
-              <w:autoSpaceDN/>
-              <w:rPr>
-                <w:rFonts w:ascii="Times New Roman" w:hAnsi="Times New Roman"/>
-                <w:color w:val="auto"/>
-                <w:sz w:val="24"/>
-                <w:szCs w:val="24"/>
-                <w:lang w:bidi="ar-SA"/>
-              </w:rPr>
-            </w:pPr>
-          </w:p>
-        </w:tc>
-        <w:tc>
-          <w:tcPr>
-            <w:tcW w:w="962" w:type="dxa"/>
-            <w:vAlign w:val="center"/>
-          </w:tcPr>
-          <w:p>
-            <w:pPr>
-              <w:widowControl/>
-              <w:autoSpaceDE/>
-              <w:autoSpaceDN/>
-              <w:rPr>
-                <w:rFonts w:ascii="Times New Roman" w:hAnsi="Times New Roman"/>
-                <w:color w:val="auto"/>
-                <w:sz w:val="24"/>
-                <w:szCs w:val="24"/>
-                <w:lang w:bidi="ar-SA"/>
-              </w:rPr>
-            </w:pPr>
-          </w:p>
-        </w:tc>
-        <w:tc>
-          <w:tcPr>
-            <w:tcW w:w="1529" w:type="dxa"/>
-            <w:vAlign w:val="center"/>
-          </w:tcPr>
-          <w:p>
-            <w:pPr>
-              <w:widowControl/>
-              <w:autoSpaceDE/>
-              <w:autoSpaceDN/>
-              <w:rPr>
-                <w:rFonts w:ascii="Times New Roman" w:hAnsi="Times New Roman"/>
-                <w:color w:val="auto"/>
-                <w:sz w:val="24"/>
-                <w:szCs w:val="24"/>
-                <w:lang w:bidi="ar-SA"/>
-              </w:rPr>
-            </w:pPr>
-          </w:p>
-        </w:tc>
-        <w:tc>
-          <w:tcPr>
-            <w:tcW w:w="970" w:type="dxa"/>
-            <w:vAlign w:val="center"/>
-          </w:tcPr>
-          <w:p>
-            <w:pPr>
-              <w:widowControl/>
-              <w:autoSpaceDE/>
-              <w:autoSpaceDN/>
-              <w:rPr>
-                <w:rFonts w:ascii="Times New Roman" w:hAnsi="Times New Roman"/>
-                <w:color w:val="auto"/>
-                <w:sz w:val="24"/>
-                <w:szCs w:val="24"/>
-                <w:lang w:bidi="ar-SA"/>
-              </w:rPr>
-            </w:pPr>
-          </w:p>
-        </w:tc>
-        <w:tc>
-          <w:tcPr>
-            <w:tcW w:w="806" w:type="dxa"/>
-            <w:vAlign w:val="center"/>
-          </w:tcPr>
-          <w:p>
-            <w:pPr>
-              <w:widowControl/>
-              <w:autoSpaceDE/>
-              <w:autoSpaceDN/>
-              <w:rPr>
-                <w:rFonts w:ascii="Times New Roman" w:hAnsi="Times New Roman"/>
-                <w:color w:val="auto"/>
-                <w:sz w:val="24"/>
-                <w:szCs w:val="24"/>
-                <w:lang w:bidi="ar-SA"/>
-              </w:rPr>
-            </w:pPr>
-          </w:p>
-        </w:tc>
-      </w:tr>
-      <w:tr>
-        <w:trPr>
-          <w:tblCellSpacing w:w="15" w:type="dxa"/>
-        </w:trPr>
-        <w:tc>
-          <w:tcPr>
-            <w:tcW w:w="1231" w:type="dxa"/>
-            <w:vAlign w:val="center"/>
           </w:tcPr>
           <w:p>
             <w:pPr>
